--- a/Presentation.docx
+++ b/Presentation.docx
@@ -142,7 +142,11 @@
       </w:pPr>
       <w:r>
         <w:rPr/>
-        <w:t>velocizzare alcune operazioni di interrogazione delle tabelle</w:t>
+        <w:t>maggiore velocità in</w:t>
+      </w:r>
+      <w:r>
+        <w:rPr/>
+        <w:t xml:space="preserve"> alcune operazioni di interrogazione delle tabelle</w:t>
       </w:r>
     </w:p>
     <w:p>
@@ -158,7 +162,11 @@
       </w:pPr>
       <w:r>
         <w:rPr/>
-        <w:t>sistema di cronologia del lavoro</w:t>
+        <w:t xml:space="preserve">sistema di cronologia del lavoro </w:t>
+      </w:r>
+      <w:r>
+        <w:rPr/>
+        <w:t>svolto</w:t>
       </w:r>
     </w:p>
     <w:p>
@@ -174,7 +182,7 @@
       </w:pPr>
       <w:r>
         <w:rPr/>
-        <w:t>migliorare la sicurezza delle operazioni tra sistema di sviluppo e sistema di produzione</w:t>
+        <w:t>migliore sicurezza delle operazioni tra sistema di sviluppo e sistema di produzione</w:t>
       </w:r>
     </w:p>
     <w:p>
@@ -190,7 +198,7 @@
       </w:pPr>
       <w:r>
         <w:rPr/>
-        <w:t>sistema multilingua</w:t>
+        <w:t>multilingua</w:t>
       </w:r>
     </w:p>
     <w:p>
@@ -421,11 +429,7 @@
       </w:pPr>
       <w:r>
         <w:rPr/>
-        <w:t xml:space="preserve">La sezione di output </w:t>
-      </w:r>
-      <w:r>
-        <w:rPr/>
-        <w:t>(es. spostamenti laterali con CTRL+Mouse)</w:t>
+        <w:t>La sezione di output (es. spostamenti laterali con CTRL+Mouse)</w:t>
       </w:r>
     </w:p>
     <w:p>
@@ -456,13 +460,16 @@
       </w:r>
     </w:p>
     <w:sectPr>
-      <w:headerReference w:type="default" r:id="rId2"/>
+      <w:headerReference w:type="even" r:id="rId2"/>
+      <w:headerReference w:type="default" r:id="rId3"/>
+      <w:headerReference w:type="first" r:id="rId4"/>
       <w:type w:val="nextPage"/>
       <w:pgSz w:w="11906" w:h="16838"/>
       <w:pgMar w:left="1134" w:right="1134" w:gutter="0" w:header="1134" w:top="1693" w:footer="0" w:bottom="1134"/>
       <w:pgNumType w:fmt="decimal"/>
       <w:formProt w:val="false"/>
       <w:textDirection w:val="lrTb"/>
+      <w:docGrid w:type="default" w:linePitch="100" w:charSpace="0"/>
     </w:sectPr>
   </w:body>
 </w:document>
@@ -472,14 +479,53 @@
 <w:hdr xmlns:o="urn:schemas-microsoft-com:office:office" xmlns:r="http://schemas.openxmlformats.org/officeDocument/2006/relationships" xmlns:v="urn:schemas-microsoft-com:vml" xmlns:w="http://schemas.openxmlformats.org/wordprocessingml/2006/main" xmlns:w10="urn:schemas-microsoft-com:office:word" xmlns:wp="http://schemas.openxmlformats.org/drawingml/2006/wordprocessingDrawing" xmlns:pic="http://schemas.openxmlformats.org/drawingml/2006/picture" xmlns:wps="http://schemas.microsoft.com/office/word/2010/wordprocessingShape" xmlns:wpg="http://schemas.microsoft.com/office/word/2010/wordprocessingGroup" xmlns:mc="http://schemas.openxmlformats.org/markup-compatibility/2006" xmlns:wp14="http://schemas.microsoft.com/office/word/2010/wordprocessingDrawing" xmlns:w14="http://schemas.microsoft.com/office/word/2010/wordml" xmlns:w15="http://schemas.microsoft.com/office/word/2012/wordml" mc:Ignorable="w14 wp14 w15">
   <w:p>
     <w:pPr>
+      <w:pStyle w:val="Header"/>
+      <w:rPr/>
+    </w:pPr>
+    <w:r>
+      <w:rPr/>
+    </w:r>
+  </w:p>
+</w:hdr>
+</file>
+
+<file path=word/header2.xml><?xml version="1.0" encoding="utf-8"?>
+<w:hdr xmlns:o="urn:schemas-microsoft-com:office:office" xmlns:r="http://schemas.openxmlformats.org/officeDocument/2006/relationships" xmlns:v="urn:schemas-microsoft-com:vml" xmlns:w="http://schemas.openxmlformats.org/wordprocessingml/2006/main" xmlns:w10="urn:schemas-microsoft-com:office:word" xmlns:wp="http://schemas.openxmlformats.org/drawingml/2006/wordprocessingDrawing" xmlns:pic="http://schemas.openxmlformats.org/drawingml/2006/picture" xmlns:wps="http://schemas.microsoft.com/office/word/2010/wordprocessingShape" xmlns:wpg="http://schemas.microsoft.com/office/word/2010/wordprocessingGroup" xmlns:mc="http://schemas.openxmlformats.org/markup-compatibility/2006" xmlns:wp14="http://schemas.microsoft.com/office/word/2010/wordprocessingDrawing" xmlns:w14="http://schemas.microsoft.com/office/word/2010/wordml" xmlns:w15="http://schemas.microsoft.com/office/word/2012/wordml" mc:Ignorable="w14 wp14 w15">
+  <w:p>
+    <w:pPr>
       <w:pStyle w:val="Normal"/>
       <w:bidi w:val="0"/>
       <w:jc w:val="center"/>
+      <w:rPr>
+        <w:sz w:val="32"/>
+        <w:szCs w:val="32"/>
+      </w:rPr>
+    </w:pPr>
+    <w:r>
       <w:rPr>
         <w:b/>
         <w:bCs/>
         <w:i/>
         <w:iCs/>
+        <w:sz w:val="32"/>
+        <w:szCs w:val="32"/>
+      </w:rPr>
+      <w:t>MSql-Editor</w:t>
+    </w:r>
+  </w:p>
+</w:hdr>
+</file>
+
+<file path=word/header3.xml><?xml version="1.0" encoding="utf-8"?>
+<w:hdr xmlns:o="urn:schemas-microsoft-com:office:office" xmlns:r="http://schemas.openxmlformats.org/officeDocument/2006/relationships" xmlns:v="urn:schemas-microsoft-com:vml" xmlns:w="http://schemas.openxmlformats.org/wordprocessingml/2006/main" xmlns:w10="urn:schemas-microsoft-com:office:word" xmlns:wp="http://schemas.openxmlformats.org/drawingml/2006/wordprocessingDrawing" xmlns:pic="http://schemas.openxmlformats.org/drawingml/2006/picture" xmlns:wps="http://schemas.microsoft.com/office/word/2010/wordprocessingShape" xmlns:wpg="http://schemas.microsoft.com/office/word/2010/wordprocessingGroup" xmlns:mc="http://schemas.openxmlformats.org/markup-compatibility/2006" xmlns:wp14="http://schemas.microsoft.com/office/word/2010/wordprocessingDrawing" xmlns:w14="http://schemas.microsoft.com/office/word/2010/wordml" xmlns:w15="http://schemas.microsoft.com/office/word/2012/wordml" mc:Ignorable="w14 wp14 w15">
+  <w:p>
+    <w:pPr>
+      <w:pStyle w:val="Normal"/>
+      <w:bidi w:val="0"/>
+      <w:jc w:val="center"/>
+      <w:rPr>
+        <w:sz w:val="32"/>
+        <w:szCs w:val="32"/>
       </w:rPr>
     </w:pPr>
     <w:r>
@@ -488,6 +534,8 @@
         <w:bCs/>
         <w:i/>
         <w:iCs/>
+        <w:sz w:val="32"/>
+        <w:szCs w:val="32"/>
       </w:rPr>
       <w:t>MSql-Editor</w:t>
     </w:r>
@@ -898,7 +946,6 @@
     </w:rPrDefault>
     <w:pPrDefault>
       <w:pPr>
-        <w:widowControl/>
         <w:suppressAutoHyphens w:val="true"/>
       </w:pPr>
     </w:pPrDefault>
@@ -908,7 +955,10 @@
     <w:qFormat/>
     <w:pPr>
       <w:widowControl/>
+      <w:suppressAutoHyphens w:val="true"/>
       <w:bidi w:val="0"/>
+      <w:spacing w:before="0" w:after="0"/>
+      <w:jc w:val="left"/>
     </w:pPr>
     <w:rPr>
       <w:rFonts w:ascii="Liberation Serif" w:hAnsi="Liberation Serif" w:eastAsia="NSimSun" w:cs="Arial Unicode MS"/>
@@ -919,15 +969,15 @@
       <w:lang w:val="it-IT" w:eastAsia="zh-CN" w:bidi="hi-IN"/>
     </w:rPr>
   </w:style>
-  <w:style w:type="character" w:styleId="Punti">
-    <w:name w:val="Punti"/>
+  <w:style w:type="character" w:styleId="Puntiuser">
+    <w:name w:val="Punti (user)"/>
     <w:qFormat/>
     <w:rPr>
       <w:rFonts w:ascii="OpenSymbol" w:hAnsi="OpenSymbol" w:eastAsia="OpenSymbol" w:cs="OpenSymbol"/>
     </w:rPr>
   </w:style>
-  <w:style w:type="character" w:styleId="Caratteridinumerazione">
-    <w:name w:val="Caratteri di numerazione"/>
+  <w:style w:type="character" w:styleId="Caratteridinumerazioneuser">
+    <w:name w:val="Caratteri di numerazione (user)"/>
     <w:qFormat/>
     <w:rPr/>
   </w:style>
@@ -989,8 +1039,34 @@
       <w:rFonts w:cs="Arial Unicode MS"/>
     </w:rPr>
   </w:style>
-  <w:style w:type="paragraph" w:styleId="Intestazioneepidipagina">
-    <w:name w:val="Intestazione e piè di pagina"/>
+  <w:style w:type="paragraph" w:styleId="Titolouser">
+    <w:name w:val="Titolo (user)"/>
+    <w:basedOn w:val="Normal"/>
+    <w:next w:val="BodyText"/>
+    <w:qFormat/>
+    <w:pPr>
+      <w:keepNext w:val="true"/>
+      <w:spacing w:before="240" w:after="120"/>
+    </w:pPr>
+    <w:rPr>
+      <w:rFonts w:ascii="Liberation Sans" w:hAnsi="Liberation Sans" w:eastAsia="Microsoft YaHei" w:cs="Arial Unicode MS"/>
+      <w:sz w:val="28"/>
+      <w:szCs w:val="28"/>
+    </w:rPr>
+  </w:style>
+  <w:style w:type="paragraph" w:styleId="Indiceuser">
+    <w:name w:val="Indice (user)"/>
+    <w:basedOn w:val="Normal"/>
+    <w:qFormat/>
+    <w:pPr>
+      <w:suppressLineNumbers/>
+    </w:pPr>
+    <w:rPr>
+      <w:rFonts w:cs="Arial Unicode MS"/>
+    </w:rPr>
+  </w:style>
+  <w:style w:type="paragraph" w:styleId="Intestazioneepidipaginauser">
+    <w:name w:val="Intestazione e piè di pagina (user)"/>
     <w:basedOn w:val="Normal"/>
     <w:qFormat/>
     <w:pPr>
@@ -1003,9 +1079,16 @@
     </w:pPr>
     <w:rPr/>
   </w:style>
+  <w:style w:type="paragraph" w:styleId="Intestazioneepidipagina">
+    <w:name w:val="Intestazione e piè di pagina"/>
+    <w:basedOn w:val="Normal"/>
+    <w:qFormat/>
+    <w:pPr/>
+    <w:rPr/>
+  </w:style>
   <w:style w:type="paragraph" w:styleId="Header">
     <w:name w:val="header"/>
-    <w:basedOn w:val="Intestazioneepidipagina"/>
+    <w:basedOn w:val="Intestazioneepidipaginauser"/>
     <w:pPr>
       <w:suppressLineNumbers/>
     </w:pPr>
